--- a/ConsumerWorkplace_v_1.0/Templates/F_Тестовий шаблон лицензионного договора.docx
+++ b/ConsumerWorkplace_v_1.0/Templates/F_Тестовий шаблон лицензионного договора.docx
@@ -572,6 +572,7 @@
           <w15:appearance w15:val="tags"/>
           <w:text/>
         </w:sdtPr>
+        <w:sdtEndPr/>
         <w:sdtContent>
           <w:r>
             <w:rPr>
@@ -651,6 +652,7 @@
           <w15:appearance w15:val="tags"/>
           <w:text/>
         </w:sdtPr>
+        <w:sdtEndPr/>
         <w:sdtContent>
           <w:r>
             <w:rPr>
@@ -706,6 +708,7 @@
           <w15:appearance w15:val="tags"/>
           <w:text/>
         </w:sdtPr>
+        <w:sdtEndPr/>
         <w:sdtContent>
           <w:r>
             <w:rPr>
@@ -1036,12 +1039,7 @@
         <w:t>(за винятком передачі в ефір чи по кабелях)</w:t>
       </w:r>
       <w:r>
-        <w:t xml:space="preserve"> у місцях, де присутні чи можуть бути присутніми особи, які не належать до звичайного кола сім’ї або близьких знайом</w:t>
-      </w:r>
-      <w:bookmarkStart w:id="4" w:name="_GoBack"/>
-      <w:bookmarkEnd w:id="4"/>
-      <w:r>
-        <w:t xml:space="preserve">их цієї сім’ї, незалежно від того, чи присутні вони в одному місці і в один і той самий час або в різних місцях і в різний час; </w:t>
+        <w:t xml:space="preserve"> у місцях, де присутні чи можуть бути присутніми особи, які не належать до звичайного кола сім’ї або близьких знайомих цієї сім’ї, незалежно від того, чи присутні вони в одному місці і в один і той самий час або в різних місцях і в різний час; </w:t>
       </w:r>
     </w:p>
     <w:p>
@@ -1281,6 +1279,16 @@
       </w:sdtPr>
       <w:sdtEndPr/>
       <w:sdtContent>
+        <w:p>
+          <w:pPr>
+            <w:pStyle w:val="a3"/>
+            <w:ind w:right="0" w:firstLine="360"/>
+            <w:rPr>
+              <w:sz w:val="20"/>
+              <w:szCs w:val="20"/>
+            </w:rPr>
+          </w:pPr>
+        </w:p>
         <w:p>
           <w:pPr>
             <w:pStyle w:val="a3"/>
@@ -1551,8 +1559,20 @@
             </w:rPr>
           </w:pPr>
         </w:p>
+        <w:bookmarkStart w:id="4" w:name="_GoBack" w:displacedByCustomXml="next"/>
+        <w:bookmarkEnd w:id="4" w:displacedByCustomXml="next"/>
       </w:sdtContent>
     </w:sdt>
+    <w:p>
+      <w:pPr>
+        <w:pStyle w:val="a3"/>
+        <w:ind w:right="0"/>
+        <w:rPr>
+          <w:sz w:val="20"/>
+          <w:szCs w:val="20"/>
+        </w:rPr>
+      </w:pPr>
+    </w:p>
     <w:p>
       <w:pPr>
         <w:pStyle w:val="a3"/>
@@ -2185,23 +2205,7 @@
           <w:sz w:val="20"/>
           <w:szCs w:val="20"/>
         </w:rPr>
-        <w:t xml:space="preserve"> та в електронному вигляді за </w:t>
-      </w:r>
-      <w:proofErr w:type="spellStart"/>
-      <w:r>
-        <w:rPr>
-          <w:sz w:val="20"/>
-          <w:szCs w:val="20"/>
-        </w:rPr>
-        <w:t>адресою</w:t>
-      </w:r>
-      <w:proofErr w:type="spellEnd"/>
-      <w:r>
-        <w:rPr>
-          <w:sz w:val="20"/>
-          <w:szCs w:val="20"/>
-        </w:rPr>
-        <w:t xml:space="preserve"> </w:t>
+        <w:t xml:space="preserve"> та в електронному вигляді за адресою </w:t>
       </w:r>
       <w:r>
         <w:rPr>
@@ -15990,7 +15994,7 @@
     <w:charset w:val="CC"/>
     <w:family w:val="roman"/>
     <w:pitch w:val="variable"/>
-    <w:sig w:usb0="E0002AFF" w:usb1="C0007843" w:usb2="00000009" w:usb3="00000000" w:csb0="000001FF" w:csb1="00000000"/>
+    <w:sig w:usb0="E0002EFF" w:usb1="C000785B" w:usb2="00000009" w:usb3="00000000" w:csb0="000001FF" w:csb1="00000000"/>
   </w:font>
   <w:font w:name="MS Mincho">
     <w:altName w:val="ＭＳ 明朝"/>
@@ -16026,14 +16030,14 @@
     <w:charset w:val="CC"/>
     <w:family w:val="swiss"/>
     <w:pitch w:val="variable"/>
-    <w:sig w:usb0="E0002AFF" w:usb1="C0007843" w:usb2="00000009" w:usb3="00000000" w:csb0="000001FF" w:csb1="00000000"/>
+    <w:sig w:usb0="E0002EFF" w:usb1="C000785B" w:usb2="00000009" w:usb3="00000000" w:csb0="000001FF" w:csb1="00000000"/>
   </w:font>
   <w:font w:name="Calibri">
     <w:panose1 w:val="020F0502020204030204"/>
     <w:charset w:val="CC"/>
     <w:family w:val="swiss"/>
     <w:pitch w:val="variable"/>
-    <w:sig w:usb0="E0002AFF" w:usb1="4000ACFF" w:usb2="00000001" w:usb3="00000000" w:csb0="000001FF" w:csb1="00000000"/>
+    <w:sig w:usb0="E0002AFF" w:usb1="C000247B" w:usb2="00000009" w:usb3="00000000" w:csb0="000001FF" w:csb1="00000000"/>
   </w:font>
   <w:font w:name="Arial Narrow">
     <w:panose1 w:val="020B0606020202030204"/>
@@ -16054,7 +16058,7 @@
     <w:charset w:val="CC"/>
     <w:family w:val="swiss"/>
     <w:pitch w:val="variable"/>
-    <w:sig w:usb0="A0002AEF" w:usb1="4000207B" w:usb2="00000000" w:usb3="00000000" w:csb0="000001FF" w:csb1="00000000"/>
+    <w:sig w:usb0="E0002AFF" w:usb1="C000247B" w:usb2="00000009" w:usb3="00000000" w:csb0="000001FF" w:csb1="00000000"/>
   </w:font>
 </w:fonts>
 </file>
@@ -16076,6 +16080,7 @@
   <w:rsids>
     <w:rsidRoot w:val="00C92039"/>
     <w:rsid w:val="002417CC"/>
+    <w:rsid w:val="00265550"/>
     <w:rsid w:val="002E31CD"/>
     <w:rsid w:val="00416F75"/>
     <w:rsid w:val="004D577E"/>
@@ -17196,7 +17201,7 @@
 </file>
 
 <file path=customXml/itemProps1.xml><?xml version="1.0" encoding="utf-8"?>
-<ds:datastoreItem xmlns:ds="http://schemas.openxmlformats.org/officeDocument/2006/customXml" ds:itemID="{F6EC950F-EC6D-424C-8704-BEF6B38483D1}">
+<ds:datastoreItem xmlns:ds="http://schemas.openxmlformats.org/officeDocument/2006/customXml" ds:itemID="{FE3D1C03-55A7-489E-8493-07BF4C847FB8}">
   <ds:schemaRefs>
     <ds:schemaRef ds:uri="http://schemas.openxmlformats.org/officeDocument/2006/bibliography"/>
   </ds:schemaRefs>
